--- a/Docs/ACES_Graphics_talk.docx
+++ b/Docs/ACES_Graphics_talk.docx
@@ -230,13 +230,7 @@
     </w:p>
     <w:p>
       <w:r>
-        <w:t xml:space="preserve">How </w:t>
-      </w:r>
-      <w:r>
-        <w:t>I</w:t>
-      </w:r>
-      <w:r>
-        <w:t xml:space="preserve"> Got  Here:</w:t>
+        <w:t>How I Got  Here:</w:t>
       </w:r>
     </w:p>
     <w:p>
@@ -410,10 +404,7 @@
         <w:t xml:space="preserve">.     </w:t>
       </w:r>
       <w:r>
-        <w:t xml:space="preserve">                                 </w:t>
-      </w:r>
-      <w:r>
-        <w:t>B. Square displayed</w:t>
+        <w:t xml:space="preserve">                                 B. Square displayed</w:t>
       </w:r>
       <w:r>
         <w:t xml:space="preserve">              </w:t>
@@ -1989,6 +1980,7 @@
   <w:style w:type="character" w:default="1" w:styleId="DefaultParagraphFont">
     <w:name w:val="Default Paragraph Font"/>
     <w:uiPriority w:val="1"/>
+    <w:semiHidden/>
     <w:unhideWhenUsed/>
   </w:style>
   <w:style w:type="table" w:default="1" w:styleId="TableNormal">
